--- a/Syeda Arman Fathim2.docx
+++ b/Syeda Arman Fathim2.docx
@@ -17,8 +17,8 @@
         <w:tblLook w:val="04A0" w:firstRow="1" w:lastRow="0" w:firstColumn="1" w:lastColumn="0" w:noHBand="0" w:noVBand="1"/>
       </w:tblPr>
       <w:tblGrid>
-        <w:gridCol w:w="4360"/>
-        <w:gridCol w:w="4666"/>
+        <w:gridCol w:w="4333"/>
+        <w:gridCol w:w="4693"/>
       </w:tblGrid>
       <w:tr>
         <w:tc>
@@ -30,16 +30,16 @@
               <w:rPr>
                 <w:b/>
                 <w:bCs/>
-                <w:sz w:val="52"/>
-                <w:szCs w:val="52"/>
+                <w:sz w:val="44"/>
+                <w:szCs w:val="44"/>
               </w:rPr>
             </w:pPr>
             <w:r>
               <w:rPr>
                 <w:b/>
                 <w:bCs/>
-                <w:sz w:val="52"/>
-                <w:szCs w:val="52"/>
+                <w:sz w:val="44"/>
+                <w:szCs w:val="44"/>
               </w:rPr>
               <w:t>Syeda Arman</w:t>
             </w:r>
@@ -47,8 +47,8 @@
               <w:rPr>
                 <w:b/>
                 <w:bCs/>
-                <w:sz w:val="52"/>
-                <w:szCs w:val="52"/>
+                <w:sz w:val="44"/>
+                <w:szCs w:val="44"/>
               </w:rPr>
               <w:t xml:space="preserve"> </w:t>
             </w:r>
@@ -56,8 +56,8 @@
               <w:rPr>
                 <w:b/>
                 <w:bCs/>
-                <w:sz w:val="52"/>
-                <w:szCs w:val="52"/>
+                <w:sz w:val="44"/>
+                <w:szCs w:val="44"/>
               </w:rPr>
               <w:t>Fathima</w:t>
             </w:r>
@@ -281,11 +281,19 @@
               </w:rPr>
             </w:pPr>
             <w:proofErr w:type="spellStart"/>
+            <w:proofErr w:type="gramStart"/>
             <w:r>
               <w:rPr>
                 <w:color w:val="808080" w:themeColor="background1" w:themeShade="80"/>
               </w:rPr>
-              <w:t>Python,C,java</w:t>
+              <w:t>Python,C</w:t>
+            </w:r>
+            <w:proofErr w:type="gramEnd"/>
+            <w:r>
+              <w:rPr>
+                <w:color w:val="808080" w:themeColor="background1" w:themeShade="80"/>
+              </w:rPr>
+              <w:t>,java</w:t>
             </w:r>
             <w:proofErr w:type="spellEnd"/>
           </w:p>
@@ -323,9 +331,11 @@
             <w:pPr>
               <w:jc w:val="both"/>
             </w:pPr>
+            <w:proofErr w:type="gramStart"/>
             <w:r>
               <w:t>HTML,CSS</w:t>
             </w:r>
+            <w:proofErr w:type="gramEnd"/>
           </w:p>
           <w:p>
             <w:pPr>
@@ -420,10 +430,12 @@
               <w:jc w:val="both"/>
             </w:pPr>
             <w:proofErr w:type="spellStart"/>
+            <w:proofErr w:type="gramStart"/>
             <w:r>
               <w:t>Linux,Windows</w:t>
             </w:r>
             <w:proofErr w:type="spellEnd"/>
+            <w:proofErr w:type="gramEnd"/>
           </w:p>
           <w:p>
             <w:pPr>
@@ -508,7 +520,27 @@
           <w:sz w:val="24"/>
           <w:szCs w:val="24"/>
         </w:rPr>
-        <w:t>Aditya College of Engineering and Technology, Yelahanka, Karnataka[2023-2027]</w:t>
+        <w:t xml:space="preserve">Aditya College of Engineering and Technology, Yelahanka, </w:t>
+      </w:r>
+      <w:proofErr w:type="gramStart"/>
+      <w:r>
+        <w:rPr>
+          <w:b/>
+          <w:bCs/>
+          <w:sz w:val="24"/>
+          <w:szCs w:val="24"/>
+        </w:rPr>
+        <w:t>Karnataka[</w:t>
+      </w:r>
+      <w:proofErr w:type="gramEnd"/>
+      <w:r>
+        <w:rPr>
+          <w:b/>
+          <w:bCs/>
+          <w:sz w:val="24"/>
+          <w:szCs w:val="24"/>
+        </w:rPr>
+        <w:t>2023-2027]</w:t>
       </w:r>
     </w:p>
     <w:p>
@@ -773,13 +805,21 @@
         <w:t>CISCE</w:t>
       </w:r>
       <w:r>
-        <w:t xml:space="preserve"> (ISCE)</w:t>
+        <w:t xml:space="preserve"> (</w:t>
+      </w:r>
+      <w:proofErr w:type="gramStart"/>
+      <w:r>
+        <w:t>ISCE)</w:t>
       </w:r>
       <w:r>
         <w:t xml:space="preserve"> </w:t>
       </w:r>
       <w:r>
-        <w:t xml:space="preserve"> board:84%</w:t>
+        <w:t xml:space="preserve"> board</w:t>
+      </w:r>
+      <w:proofErr w:type="gramEnd"/>
+      <w:r>
+        <w:t>:84%</w:t>
       </w:r>
     </w:p>
     <w:p>
